--- a/paper/highlights.docx
+++ b/paper/highlights.docx
@@ -7,6 +7,11 @@
         <w:pStyle w:val="Heading1"/>
       </w:pPr>
       <w:r>
+        <w:rPr>
+          <w:rFonts w:ascii="Times New Roman" w:hAnsi="Times New Roman"/>
+          <w:color w:val="000000"/>
+          <w:sz w:val="28"/>
+        </w:rPr>
         <w:t>Highlights</w:t>
       </w:r>
     </w:p>
@@ -15,6 +20,9 @@
         <w:pStyle w:val="ListBullet"/>
       </w:pPr>
       <w:r>
+        <w:rPr>
+          <w:rFonts w:ascii="Times New Roman" w:hAnsi="Times New Roman"/>
+        </w:rPr>
         <w:t>One-hertz drive-test rows carry the post-handover cell before the handover command.</w:t>
       </w:r>
     </w:p>
@@ -23,6 +31,9 @@
         <w:pStyle w:val="ListBullet"/>
       </w:pPr>
       <w:r>
+        <w:rPr>
+          <w:rFonts w:ascii="Times New Roman" w:hAnsi="Times New Roman"/>
+        </w:rPr>
         <w:t>Ignoring this inflates one-second handover-prediction AUPRC about four-fold.</w:t>
       </w:r>
     </w:p>
@@ -31,6 +42,9 @@
         <w:pStyle w:val="ListBullet"/>
       </w:pPr>
       <w:r>
+        <w:rPr>
+          <w:rFonts w:ascii="Times New Roman" w:hAnsi="Times New Roman"/>
+        </w:rPr>
         <w:t>Serving-cell radio scalars, not cell identifiers, carry 94% of the leak.</w:t>
       </w:r>
     </w:p>
@@ -39,6 +53,9 @@
         <w:pStyle w:val="ListBullet"/>
       </w:pPr>
       <w:r>
+        <w:rPr>
+          <w:rFonts w:ascii="Times New Roman" w:hAnsi="Times New Roman"/>
+        </w:rPr>
         <w:t>Splitting protocol reorders learner rankings, not just their scores.</w:t>
       </w:r>
     </w:p>
@@ -47,6 +64,9 @@
         <w:pStyle w:val="ListBullet"/>
       </w:pPr>
       <w:r>
+        <w:rPr>
+          <w:rFonts w:ascii="Times New Roman" w:hAnsi="Times New Roman"/>
+        </w:rPr>
         <w:t>The leak replicates blind on a second operator; learner rankings do not.</w:t>
       </w:r>
     </w:p>

--- a/paper/highlights.docx
+++ b/paper/highlights.docx
@@ -3,15 +3,7 @@
 <w:document xmlns:wpc="http://schemas.microsoft.com/office/word/2010/wordprocessingCanvas" xmlns:mo="http://schemas.microsoft.com/office/mac/office/2008/main" xmlns:mc="http://schemas.openxmlformats.org/markup-compatibility/2006" xmlns:mv="urn:schemas-microsoft-com:mac:vml" xmlns:o="urn:schemas-microsoft-com:office:office" xmlns:r="http://schemas.openxmlformats.org/officeDocument/2006/relationships" xmlns:m="http://schemas.openxmlformats.org/officeDocument/2006/math" xmlns:v="urn:schemas-microsoft-com:vml" xmlns:wp14="http://schemas.microsoft.com/office/word/2010/wordprocessingDrawing" xmlns:wp="http://schemas.openxmlformats.org/drawingml/2006/wordprocessingDrawing" xmlns:w10="urn:schemas-microsoft-com:office:word" xmlns:w="http://schemas.openxmlformats.org/wordprocessingml/2006/main" xmlns:w14="http://schemas.microsoft.com/office/word/2010/wordml" xmlns:wpg="http://schemas.microsoft.com/office/word/2010/wordprocessingGroup" xmlns:wpi="http://schemas.microsoft.com/office/word/2010/wordprocessingInk" xmlns:wne="http://schemas.microsoft.com/office/word/2006/wordml" xmlns:wps="http://schemas.microsoft.com/office/word/2010/wordprocessingShape" mc:Ignorable="w14 wp14">
   <w:body>
     <w:p>
-      <w:pPr>
-        <w:pStyle w:val="Heading1"/>
-      </w:pPr>
       <w:r>
-        <w:rPr>
-          <w:rFonts w:ascii="Times New Roman" w:hAnsi="Times New Roman"/>
-          <w:color w:val="000000"/>
-          <w:sz w:val="28"/>
-        </w:rPr>
         <w:t>Highlights</w:t>
       </w:r>
     </w:p>
@@ -20,9 +12,6 @@
         <w:pStyle w:val="ListBullet"/>
       </w:pPr>
       <w:r>
-        <w:rPr>
-          <w:rFonts w:ascii="Times New Roman" w:hAnsi="Times New Roman"/>
-        </w:rPr>
         <w:t>One-hertz drive-test rows carry the post-handover cell before the handover command.</w:t>
       </w:r>
     </w:p>
@@ -31,10 +20,7 @@
         <w:pStyle w:val="ListBullet"/>
       </w:pPr>
       <w:r>
-        <w:rPr>
-          <w:rFonts w:ascii="Times New Roman" w:hAnsi="Times New Roman"/>
-        </w:rPr>
-        <w:t>Ignoring this inflates one-second handover-prediction AUPRC about four-fold.</w:t>
+        <w:t>Ignoring this inflates one-second handover-prediction performance four-fold.</w:t>
       </w:r>
     </w:p>
     <w:p>
@@ -42,9 +28,6 @@
         <w:pStyle w:val="ListBullet"/>
       </w:pPr>
       <w:r>
-        <w:rPr>
-          <w:rFonts w:ascii="Times New Roman" w:hAnsi="Times New Roman"/>
-        </w:rPr>
         <w:t>Serving-cell radio scalars, not cell identifiers, carry 94% of the leak.</w:t>
       </w:r>
     </w:p>
@@ -53,9 +36,6 @@
         <w:pStyle w:val="ListBullet"/>
       </w:pPr>
       <w:r>
-        <w:rPr>
-          <w:rFonts w:ascii="Times New Roman" w:hAnsi="Times New Roman"/>
-        </w:rPr>
         <w:t>Splitting protocol reorders learner rankings, not just their scores.</w:t>
       </w:r>
     </w:p>
@@ -64,9 +44,6 @@
         <w:pStyle w:val="ListBullet"/>
       </w:pPr>
       <w:r>
-        <w:rPr>
-          <w:rFonts w:ascii="Times New Roman" w:hAnsi="Times New Roman"/>
-        </w:rPr>
         <w:t>The leak replicates blind on a second operator; learner rankings do not.</w:t>
       </w:r>
     </w:p>
